--- a/vvdn/protocols/spi/spi-timing-and-modes.docx
+++ b/vvdn/protocols/spi/spi-timing-and-modes.docx
@@ -140,22 +140,7 @@
           <w:color w:val="282C34"/>
           <w:sz w:val="21"/>
         </w:rPr>
-        <w:t>CPOL specifies the idle logic level of the SCLK line when no data is being transferred (</w:t>
-      </w:r>
-      <w:r>
-        <w:rPr>
-          <w:i/>
-          <w:color w:val="145AA0"/>
-          <w:sz w:val="21"/>
-        </w:rPr>
-        <w:t>\overline{CS = HIGH</w:t>
-      </w:r>
-      <w:r>
-        <w:rPr>
-          <w:color w:val="282C34"/>
-          <w:sz w:val="21"/>
-        </w:rPr>
-        <w:t>):</w:t>
+        <w:t>CPOL specifies the idle logic level of the SCLK line when no data is being transferred (NOT(CS) = HIGH):</w:t>
       </w:r>
     </w:p>
     <w:p>
@@ -170,7 +155,7 @@
           <w:color w:val="282C34"/>
           <w:sz w:val="21"/>
         </w:rPr>
-        <w:t>$\text{CPOL} = 0$</w:t>
+        <w:t>CPOL = 0</w:t>
       </w:r>
       <w:r>
         <w:rPr>
@@ -265,7 +250,7 @@
           <w:color w:val="282C34"/>
           <w:sz w:val="21"/>
         </w:rPr>
-        <w:t>$\text{CPOL} = 1$</w:t>
+        <w:t>CPOL = 1</w:t>
       </w:r>
       <w:r>
         <w:rPr>
@@ -280,7 +265,7 @@
           <w:color w:val="282C34"/>
           <w:sz w:val="21"/>
         </w:rPr>
-        <w:t>Logic HIGH ($V_{DD}$)</w:t>
+        <w:t>Logic HIGH (V_DD)</w:t>
       </w:r>
       <w:r>
         <w:rPr>
@@ -385,7 +370,7 @@
           <w:color w:val="282C34"/>
           <w:sz w:val="21"/>
         </w:rPr>
-        <w:t>$\text{CPHA} = 0$</w:t>
+        <w:t>CPHA = 0</w:t>
       </w:r>
       <w:r>
         <w:rPr>
@@ -436,22 +421,7 @@
           <w:color w:val="282C34"/>
           <w:sz w:val="21"/>
         </w:rPr>
-        <w:t xml:space="preserve"> the first clock edge (immediately upon </w:t>
-      </w:r>
-      <w:r>
-        <w:rPr>
-          <w:i/>
-          <w:color w:val="145AA0"/>
-          <w:sz w:val="21"/>
-        </w:rPr>
-        <w:t>\overline{CS</w:t>
-      </w:r>
-      <w:r>
-        <w:rPr>
-          <w:color w:val="282C34"/>
-          <w:sz w:val="21"/>
-        </w:rPr>
-        <w:t xml:space="preserve"> assertion).</w:t>
+        <w:t xml:space="preserve"> the first clock edge (immediately upon NOT(CS) assertion).</w:t>
       </w:r>
     </w:p>
     <w:p>
@@ -495,7 +465,7 @@
           <w:color w:val="282C34"/>
           <w:sz w:val="21"/>
         </w:rPr>
-        <w:t>$\text{CPHA} = 1$</w:t>
+        <w:t>CPHA = 1</w:t>
       </w:r>
       <w:r>
         <w:rPr>
@@ -1096,22 +1066,7 @@
                 <w:color w:val="282C34"/>
                 <w:sz w:val="18"/>
               </w:rPr>
-              <w:t xml:space="preserve">Falling edge (and on </w:t>
-            </w:r>
-            <w:r>
-              <w:rPr>
-                <w:i/>
-                <w:color w:val="145AA0"/>
-                <w:sz w:val="18"/>
-              </w:rPr>
-              <w:t>\overline{CS</w:t>
-            </w:r>
-            <w:r>
-              <w:rPr>
-                <w:color w:val="282C34"/>
-                <w:sz w:val="18"/>
-              </w:rPr>
-              <w:t xml:space="preserve"> assert)</w:t>
+              <w:t>Falling edge (and on NOT(CS) assert)</w:t>
             </w:r>
           </w:p>
         </w:tc>
@@ -1476,22 +1431,7 @@
                 <w:color w:val="282C34"/>
                 <w:sz w:val="18"/>
               </w:rPr>
-              <w:t xml:space="preserve">Rising edge (and on </w:t>
-            </w:r>
-            <w:r>
-              <w:rPr>
-                <w:i/>
-                <w:color w:val="145AA0"/>
-                <w:sz w:val="18"/>
-              </w:rPr>
-              <w:t>\overline{CS</w:t>
-            </w:r>
-            <w:r>
-              <w:rPr>
-                <w:color w:val="282C34"/>
-                <w:sz w:val="18"/>
-              </w:rPr>
-              <w:t xml:space="preserve"> assert)</w:t>
+              <w:t>Rising edge (and on NOT(CS) assert)</w:t>
             </w:r>
           </w:p>
         </w:tc>
@@ -3705,22 +3645,7 @@
           <w:color w:val="282C34"/>
           <w:sz w:val="21"/>
         </w:rPr>
-        <w:t>At high clock frequencies (</w:t>
-      </w:r>
-      <w:r>
-        <w:rPr>
-          <w:i/>
-          <w:color w:val="145AA0"/>
-          <w:sz w:val="21"/>
-        </w:rPr>
-        <w:t>≥ 20\,MHz</w:t>
-      </w:r>
-      <w:r>
-        <w:rPr>
-          <w:color w:val="282C34"/>
-          <w:sz w:val="21"/>
-        </w:rPr>
-        <w:t>), physical propagation delays through PCB traces, digital isolators, and internal semiconductor silicon consume a major fraction of the clock period.</w:t>
+        <w:t>At high clock frequencies (&gt;= 20 MHz), physical propagation delays through PCB traces, digital isolators, and internal semiconductor silicon consume a major fraction of the clock period.</w:t>
       </w:r>
     </w:p>
     <w:p>
@@ -3812,29 +3737,14 @@
           <w:color w:val="282C34"/>
           <w:sz w:val="21"/>
         </w:rPr>
-        <w:t>$T_{SCLK}$ (Clock Period)</w:t>
+        <w:t>T_SCLK (Clock Period)</w:t>
       </w:r>
       <w:r>
         <w:rPr>
           <w:color w:val="282C34"/>
           <w:sz w:val="21"/>
         </w:rPr>
-        <w:t>: Total duration of one SCLK cycle (</w:t>
-      </w:r>
-      <w:r>
-        <w:rPr>
-          <w:i/>
-          <w:color w:val="145AA0"/>
-          <w:sz w:val="21"/>
-        </w:rPr>
-        <w:t>1 / f_{SCLK</w:t>
-      </w:r>
-      <w:r>
-        <w:rPr>
-          <w:color w:val="282C34"/>
-          <w:sz w:val="21"/>
-        </w:rPr>
-        <w:t>).</w:t>
+        <w:t>: Total duration of one SCLK cycle (1 / f_SCLK).</w:t>
       </w:r>
     </w:p>
     <w:p>
@@ -3849,44 +3759,14 @@
           <w:color w:val="282C34"/>
           <w:sz w:val="21"/>
         </w:rPr>
-        <w:t>$t_{HIGH} / t_{LOW}$ (Clock Pulse Widths)</w:t>
+        <w:t>t_HIGH / t_LOW (Clock Pulse Widths)</w:t>
       </w:r>
       <w:r>
         <w:rPr>
           <w:color w:val="282C34"/>
           <w:sz w:val="21"/>
         </w:rPr>
-        <w:t xml:space="preserve">: SCLK High and Low durations (typically </w:t>
-      </w:r>
-      <w:r>
-        <w:rPr>
-          <w:i/>
-          <w:color w:val="145AA0"/>
-          <w:sz w:val="21"/>
-        </w:rPr>
-        <w:t>45\% - 55\%</w:t>
-      </w:r>
-      <w:r>
-        <w:rPr>
-          <w:color w:val="282C34"/>
-          <w:sz w:val="21"/>
-        </w:rPr>
-        <w:t xml:space="preserve"> of </w:t>
-      </w:r>
-      <w:r>
-        <w:rPr>
-          <w:i/>
-          <w:color w:val="145AA0"/>
-          <w:sz w:val="21"/>
-        </w:rPr>
-        <w:t>T_{SCLK</w:t>
-      </w:r>
-      <w:r>
-        <w:rPr>
-          <w:color w:val="282C34"/>
-          <w:sz w:val="21"/>
-        </w:rPr>
-        <w:t>).</w:t>
+        <w:t>: SCLK High and Low durations (typically 45\% - 55\% of T_SCLK).</w:t>
       </w:r>
     </w:p>
     <w:p>
@@ -3901,7 +3781,7 @@
           <w:color w:val="282C34"/>
           <w:sz w:val="21"/>
         </w:rPr>
-        <w:t>$t_{SU}$ (Setup Time)</w:t>
+        <w:t>t_SU (Setup Time)</w:t>
       </w:r>
       <w:r>
         <w:rPr>
@@ -3938,7 +3818,7 @@
           <w:color w:val="282C34"/>
           <w:sz w:val="21"/>
         </w:rPr>
-        <w:t>$t_H$ (Hold Time)</w:t>
+        <w:t>t_H (Hold Time)</w:t>
       </w:r>
       <w:r>
         <w:rPr>
@@ -3975,7 +3855,7 @@
           <w:color w:val="282C34"/>
           <w:sz w:val="21"/>
         </w:rPr>
-        <w:t>$t_V$ or $t_{CO}$ (Clock-to-Output Valid Delay)</w:t>
+        <w:t>t_V or t_CO (Clock-to-Output Valid Delay)</w:t>
       </w:r>
       <w:r>
         <w:rPr>
@@ -3997,29 +3877,14 @@
           <w:color w:val="282C34"/>
           <w:sz w:val="21"/>
         </w:rPr>
-        <w:t>$t_{DIS}$ (Output Disable Time)</w:t>
+        <w:t>t_DIS (Output Disable Time)</w:t>
       </w:r>
       <w:r>
         <w:rPr>
           <w:color w:val="282C34"/>
           <w:sz w:val="21"/>
         </w:rPr>
-        <w:t xml:space="preserve">: Time for the peripheral's MISO buffer to return to High-Z after </w:t>
-      </w:r>
-      <w:r>
-        <w:rPr>
-          <w:i/>
-          <w:color w:val="145AA0"/>
-          <w:sz w:val="21"/>
-        </w:rPr>
-        <w:t>\overline{CS</w:t>
-      </w:r>
-      <w:r>
-        <w:rPr>
-          <w:color w:val="282C34"/>
-          <w:sz w:val="21"/>
-        </w:rPr>
-        <w:t xml:space="preserve"> goes HIGH.</w:t>
+        <w:t>: Time for the peripheral's MISO buffer to return to High-Z after NOT(CS) goes HIGH.</w:t>
       </w:r>
     </w:p>
     <w:p>
@@ -4034,29 +3899,14 @@
           <w:color w:val="282C34"/>
           <w:sz w:val="21"/>
         </w:rPr>
-        <w:t>$t_{CSS}$ (CS Setup Time)</w:t>
+        <w:t>t_CSS (CS Setup Time)</w:t>
       </w:r>
       <w:r>
         <w:rPr>
           <w:color w:val="282C34"/>
           <w:sz w:val="21"/>
         </w:rPr>
-        <w:t xml:space="preserve">: Time between </w:t>
-      </w:r>
-      <w:r>
-        <w:rPr>
-          <w:i/>
-          <w:color w:val="145AA0"/>
-          <w:sz w:val="21"/>
-        </w:rPr>
-        <w:t>\overline{CS</w:t>
-      </w:r>
-      <w:r>
-        <w:rPr>
-          <w:color w:val="282C34"/>
-          <w:sz w:val="21"/>
-        </w:rPr>
-        <w:t xml:space="preserve"> active (LOW) and the first SCLK edge.</w:t>
+        <w:t>: Time between NOT(CS) active (LOW) and the first SCLK edge.</w:t>
       </w:r>
     </w:p>
     <w:p>
@@ -4071,29 +3921,14 @@
           <w:color w:val="282C34"/>
           <w:sz w:val="21"/>
         </w:rPr>
-        <w:t>$t_{CSH}$ (CS Hold Time)</w:t>
+        <w:t>t_CSH (CS Hold Time)</w:t>
       </w:r>
       <w:r>
         <w:rPr>
           <w:color w:val="282C34"/>
           <w:sz w:val="21"/>
         </w:rPr>
-        <w:t xml:space="preserve">: Time between the last SCLK edge and </w:t>
-      </w:r>
-      <w:r>
-        <w:rPr>
-          <w:i/>
-          <w:color w:val="145AA0"/>
-          <w:sz w:val="21"/>
-        </w:rPr>
-        <w:t>\overline{CS</w:t>
-      </w:r>
-      <w:r>
-        <w:rPr>
-          <w:color w:val="282C34"/>
-          <w:sz w:val="21"/>
-        </w:rPr>
-        <w:t xml:space="preserve"> deasserting (HIGH).</w:t>
+        <w:t>: Time between the last SCLK edge and NOT(CS) deasserting (HIGH).</w:t>
       </w:r>
     </w:p>
     <w:p>
@@ -4108,7 +3943,7 @@
           <w:color w:val="282C34"/>
           <w:sz w:val="21"/>
         </w:rPr>
-        <w:t>$t_{CS\_HIGH}$ (CS Deselect / Recovery Time)</w:t>
+        <w:t>t_CS_HIGH (CS Deselect / Recovery Time)</w:t>
       </w:r>
       <w:r>
         <w:rPr>
@@ -4251,32 +4086,50 @@
         <w:t>:</w:t>
       </w:r>
     </w:p>
-    <w:p>
-      <w:pPr>
-        <w:spacing w:after="80"/>
-      </w:pPr>
-      <w:r>
-        <w:rPr>
-          <w:i/>
-          <w:color w:val="145AA0"/>
-          <w:sz w:val="21"/>
-        </w:rPr>
-      </w:r>
-      <w:r>
-        <w:rPr>
-          <w:color w:val="282C34"/>
-          <w:sz w:val="21"/>
-        </w:rPr>
-        <w:t>T_{SCLK, min} &gt; 2 \times (t_{prop\_out} + t_{prop\_in}) + t_{CO\_peripheral} + t_{SU\_controller} + t_{skew}</w:t>
-      </w:r>
-      <w:r>
-        <w:rPr>
-          <w:i/>
-          <w:color w:val="145AA0"/>
-          <w:sz w:val="21"/>
-        </w:rPr>
-      </w:r>
-    </w:p>
+    <w:tbl>
+      <w:tblPr>
+        <w:tblW w:type="auto" w:w="0"/>
+        <w:jc w:val="center"/>
+        <w:tblLook w:firstColumn="1" w:firstRow="1" w:lastColumn="0" w:lastRow="0" w:noHBand="0" w:noVBand="1" w:val="04A0"/>
+      </w:tblPr>
+      <w:tblGrid>
+        <w:gridCol w:w="9792"/>
+      </w:tblGrid>
+      <w:tr>
+        <w:tc>
+          <w:tcPr>
+            <w:tcW w:type="dxa" w:w="9792"/>
+            <w:shd w:fill="F5F6F8"/>
+            <w:tcMar>
+              <w:top w:w="80" w:type="dxa"/>
+              <w:bottom w:w="80" w:type="dxa"/>
+              <w:left w:w="140" w:type="dxa"/>
+              <w:right w:w="140" w:type="dxa"/>
+            </w:tcMar>
+            <w:tcBorders>
+              <w:left w:val="single" w:sz="18" w:space="0" w:color="CBD5E0"/>
+              <w:top w:val="none"/>
+              <w:right w:val="none"/>
+              <w:bottom w:val="none"/>
+            </w:tcBorders>
+          </w:tcPr>
+          <w:p>
+            <w:pPr>
+              <w:spacing w:line="240" w:lineRule="auto" w:after="0"/>
+            </w:pPr>
+            <w:r>
+              <w:rPr>
+                <w:rFonts w:ascii="Consolas" w:hAnsi="Consolas"/>
+                <w:color w:val="2D3748"/>
+                <w:sz w:val="18"/>
+              </w:rPr>
+              <w:t>T_SCLK, min &gt; 2 * (t_prop_out + t_prop_in) + t_CO_peripheral + t_SU_controller + t_skew</w:t>
+            </w:r>
+          </w:p>
+        </w:tc>
+      </w:tr>
+    </w:tbl>
+    <w:p/>
     <w:p>
       <w:pPr>
         <w:spacing w:after="80"/>
@@ -4289,32 +4142,50 @@
         <w:t>For symmetrical forward and return paths:</w:t>
       </w:r>
     </w:p>
-    <w:p>
-      <w:pPr>
-        <w:spacing w:after="80"/>
-      </w:pPr>
-      <w:r>
-        <w:rPr>
-          <w:i/>
-          <w:color w:val="145AA0"/>
-          <w:sz w:val="21"/>
-        </w:rPr>
-      </w:r>
-      <w:r>
-        <w:rPr>
-          <w:color w:val="282C34"/>
-          <w:sz w:val="21"/>
-        </w:rPr>
-        <w:t>T_{SCLK, min} &gt; 2 \times t_{prop\_path} + t_{CO\_peripheral} + t_{SU\_controller} + t_{margin}</w:t>
-      </w:r>
-      <w:r>
-        <w:rPr>
-          <w:i/>
-          <w:color w:val="145AA0"/>
-          <w:sz w:val="21"/>
-        </w:rPr>
-      </w:r>
-    </w:p>
+    <w:tbl>
+      <w:tblPr>
+        <w:tblW w:type="auto" w:w="0"/>
+        <w:jc w:val="center"/>
+        <w:tblLook w:firstColumn="1" w:firstRow="1" w:lastColumn="0" w:lastRow="0" w:noHBand="0" w:noVBand="1" w:val="04A0"/>
+      </w:tblPr>
+      <w:tblGrid>
+        <w:gridCol w:w="9792"/>
+      </w:tblGrid>
+      <w:tr>
+        <w:tc>
+          <w:tcPr>
+            <w:tcW w:type="dxa" w:w="9792"/>
+            <w:shd w:fill="F5F6F8"/>
+            <w:tcMar>
+              <w:top w:w="80" w:type="dxa"/>
+              <w:bottom w:w="80" w:type="dxa"/>
+              <w:left w:w="140" w:type="dxa"/>
+              <w:right w:w="140" w:type="dxa"/>
+            </w:tcMar>
+            <w:tcBorders>
+              <w:left w:val="single" w:sz="18" w:space="0" w:color="CBD5E0"/>
+              <w:top w:val="none"/>
+              <w:right w:val="none"/>
+              <w:bottom w:val="none"/>
+            </w:tcBorders>
+          </w:tcPr>
+          <w:p>
+            <w:pPr>
+              <w:spacing w:line="240" w:lineRule="auto" w:after="0"/>
+            </w:pPr>
+            <w:r>
+              <w:rPr>
+                <w:rFonts w:ascii="Consolas" w:hAnsi="Consolas"/>
+                <w:color w:val="2D3748"/>
+                <w:sz w:val="18"/>
+              </w:rPr>
+              <w:t>T_SCLK, min &gt; 2 * t_prop_path + t_CO_peripheral + t_SU_controller + t_margin</w:t>
+            </w:r>
+          </w:p>
+        </w:tc>
+      </w:tr>
+    </w:tbl>
+    <w:p/>
     <w:p>
       <w:pPr>
         <w:spacing w:after="80"/>
@@ -4335,18 +4206,10 @@
       </w:pPr>
       <w:r>
         <w:rPr>
-          <w:i/>
-          <w:color w:val="145AA0"/>
-          <w:sz w:val="21"/>
-        </w:rPr>
-        <w:t>t_{prop\_path = t_{trace + t_{cable + t_{isolator</w:t>
-      </w:r>
-      <w:r>
-        <w:rPr>
           <w:color w:val="282C34"/>
           <w:sz w:val="21"/>
         </w:rPr>
-        <w:t xml:space="preserve"> (one-way propagation delay).</w:t>
+        <w:t>t_prop_path = t_trace + t_cable + t_isolator (one-way propagation delay).</w:t>
       </w:r>
     </w:p>
     <w:p>
@@ -4357,18 +4220,10 @@
       </w:pPr>
       <w:r>
         <w:rPr>
-          <w:i/>
-          <w:color w:val="145AA0"/>
-          <w:sz w:val="21"/>
-        </w:rPr>
-        <w:t>t_{CO\_peripheral</w:t>
-      </w:r>
-      <w:r>
-        <w:rPr>
           <w:color w:val="282C34"/>
           <w:sz w:val="21"/>
         </w:rPr>
-        <w:t xml:space="preserve"> = Peripheral clock-to-output delay (from peripheral datasheet).</w:t>
+        <w:t>t_CO_peripheral = Peripheral clock-to-output delay (from peripheral datasheet).</w:t>
       </w:r>
     </w:p>
     <w:p>
@@ -4379,18 +4234,10 @@
       </w:pPr>
       <w:r>
         <w:rPr>
-          <w:i/>
-          <w:color w:val="145AA0"/>
-          <w:sz w:val="21"/>
-        </w:rPr>
-        <w:t>t_{SU\_controller</w:t>
-      </w:r>
-      <w:r>
-        <w:rPr>
           <w:color w:val="282C34"/>
           <w:sz w:val="21"/>
         </w:rPr>
-        <w:t xml:space="preserve"> = Controller input data setup time (from SoC / MCU datasheet).</w:t>
+        <w:t>t_SU_controller = Controller input data setup time (from SoC / MCU datasheet).</w:t>
       </w:r>
     </w:p>
     <w:p>
@@ -4401,33 +4248,10 @@
       </w:pPr>
       <w:r>
         <w:rPr>
-          <w:i/>
-          <w:color w:val="145AA0"/>
-          <w:sz w:val="21"/>
-        </w:rPr>
-        <w:t>t_{margin</w:t>
-      </w:r>
-      <w:r>
-        <w:rPr>
           <w:color w:val="282C34"/>
           <w:sz w:val="21"/>
         </w:rPr>
-        <w:t xml:space="preserve"> = Recommended engineering safety margin (</w:t>
-      </w:r>
-      <w:r>
-        <w:rPr>
-          <w:i/>
-          <w:color w:val="145AA0"/>
-          <w:sz w:val="21"/>
-        </w:rPr>
-        <w:t>\approx 2 - 3\,ns</w:t>
-      </w:r>
-      <w:r>
-        <w:rPr>
-          <w:color w:val="282C34"/>
-          <w:sz w:val="21"/>
-        </w:rPr>
-        <w:t>).</w:t>
+        <w:t>t_margin = Recommended engineering safety margin (≈ 2 - 3 ns).</w:t>
       </w:r>
     </w:p>
     <w:p>
@@ -4442,32 +4266,50 @@
         <w:t>The maximum safe read frequency is:</w:t>
       </w:r>
     </w:p>
-    <w:p>
-      <w:pPr>
-        <w:spacing w:after="80"/>
-      </w:pPr>
-      <w:r>
-        <w:rPr>
-          <w:i/>
-          <w:color w:val="145AA0"/>
-          <w:sz w:val="21"/>
-        </w:rPr>
-      </w:r>
-      <w:r>
-        <w:rPr>
-          <w:color w:val="282C34"/>
-          <w:sz w:val="21"/>
-        </w:rPr>
-        <w:t>f_{SCLK, max} = \frac{1}{T_{SCLK, min}}</w:t>
-      </w:r>
-      <w:r>
-        <w:rPr>
-          <w:i/>
-          <w:color w:val="145AA0"/>
-          <w:sz w:val="21"/>
-        </w:rPr>
-      </w:r>
-    </w:p>
+    <w:tbl>
+      <w:tblPr>
+        <w:tblW w:type="auto" w:w="0"/>
+        <w:jc w:val="center"/>
+        <w:tblLook w:firstColumn="1" w:firstRow="1" w:lastColumn="0" w:lastRow="0" w:noHBand="0" w:noVBand="1" w:val="04A0"/>
+      </w:tblPr>
+      <w:tblGrid>
+        <w:gridCol w:w="9792"/>
+      </w:tblGrid>
+      <w:tr>
+        <w:tc>
+          <w:tcPr>
+            <w:tcW w:type="dxa" w:w="9792"/>
+            <w:shd w:fill="F5F6F8"/>
+            <w:tcMar>
+              <w:top w:w="80" w:type="dxa"/>
+              <w:bottom w:w="80" w:type="dxa"/>
+              <w:left w:w="140" w:type="dxa"/>
+              <w:right w:w="140" w:type="dxa"/>
+            </w:tcMar>
+            <w:tcBorders>
+              <w:left w:val="single" w:sz="18" w:space="0" w:color="CBD5E0"/>
+              <w:top w:val="none"/>
+              <w:right w:val="none"/>
+              <w:bottom w:val="none"/>
+            </w:tcBorders>
+          </w:tcPr>
+          <w:p>
+            <w:pPr>
+              <w:spacing w:line="240" w:lineRule="auto" w:after="0"/>
+            </w:pPr>
+            <w:r>
+              <w:rPr>
+                <w:rFonts w:ascii="Consolas" w:hAnsi="Consolas"/>
+                <w:color w:val="2D3748"/>
+                <w:sz w:val="18"/>
+              </w:rPr>
+              <w:t>f_SCLK, max = 1 / (T_SCLK, min)</w:t>
+            </w:r>
+          </w:p>
+        </w:tc>
+      </w:tr>
+    </w:tbl>
+    <w:p/>
     <w:p>
       <w:pPr>
         <w:spacing w:before="80" w:after="80"/>
@@ -4557,22 +4399,7 @@
           <w:color w:val="282C34"/>
           <w:sz w:val="21"/>
         </w:rPr>
-        <w:t xml:space="preserve">FR4 PCB Trace Delay: </w:t>
-      </w:r>
-      <w:r>
-        <w:rPr>
-          <w:i/>
-          <w:color w:val="145AA0"/>
-          <w:sz w:val="21"/>
-        </w:rPr>
-        <w:t>\approx 6.5\,ps/mm \implies t_{trace = 50\,mm × 6.5\,ps/mm = 0.325\,ns</w:t>
-      </w:r>
-      <w:r>
-        <w:rPr>
-          <w:color w:val="282C34"/>
-          <w:sz w:val="21"/>
-        </w:rPr>
-        <w:t>.</w:t>
+        <w:t>FR4 PCB Trace Delay: ≈ 6.5 ps/mm =&gt; t_trace = 50 mm * 6.5 ps/mm = 0.325 ns.</w:t>
       </w:r>
     </w:p>
     <w:p>
@@ -4586,22 +4413,7 @@
           <w:color w:val="282C34"/>
           <w:sz w:val="21"/>
         </w:rPr>
-        <w:t>Isolators / Buffers: None (</w:t>
-      </w:r>
-      <w:r>
-        <w:rPr>
-          <w:i/>
-          <w:color w:val="145AA0"/>
-          <w:sz w:val="21"/>
-        </w:rPr>
-        <w:t>t_{isolator = 0</w:t>
-      </w:r>
-      <w:r>
-        <w:rPr>
-          <w:color w:val="282C34"/>
-          <w:sz w:val="21"/>
-        </w:rPr>
-        <w:t>).</w:t>
+        <w:t>Isolators / Buffers: None (t_isolator = 0).</w:t>
       </w:r>
     </w:p>
     <w:p>
@@ -4615,22 +4427,7 @@
           <w:color w:val="282C34"/>
           <w:sz w:val="21"/>
         </w:rPr>
-        <w:t xml:space="preserve">One-way path delay: </w:t>
-      </w:r>
-      <w:r>
-        <w:rPr>
-          <w:i/>
-          <w:color w:val="145AA0"/>
-          <w:sz w:val="21"/>
-        </w:rPr>
-        <w:t>t_{prop\_path \approx 0.33\,ns</w:t>
-      </w:r>
-      <w:r>
-        <w:rPr>
-          <w:color w:val="282C34"/>
-          <w:sz w:val="21"/>
-        </w:rPr>
-        <w:t>.</w:t>
+        <w:t>One-way path delay: t_prop_path ≈ 0.33 ns.</w:t>
       </w:r>
     </w:p>
     <w:p>
@@ -4666,37 +4463,7 @@
           <w:color w:val="282C34"/>
           <w:sz w:val="21"/>
         </w:rPr>
-        <w:t xml:space="preserve">Flash </w:t>
-      </w:r>
-      <w:r>
-        <w:rPr>
-          <w:i/>
-          <w:color w:val="145AA0"/>
-          <w:sz w:val="21"/>
-        </w:rPr>
-        <w:t>t_{CO</w:t>
-      </w:r>
-      <w:r>
-        <w:rPr>
-          <w:color w:val="282C34"/>
-          <w:sz w:val="21"/>
-        </w:rPr>
-        <w:t xml:space="preserve"> (Clock to output valid): </w:t>
-      </w:r>
-      <w:r>
-        <w:rPr>
-          <w:i/>
-          <w:color w:val="145AA0"/>
-          <w:sz w:val="21"/>
-        </w:rPr>
-        <w:t>7.0\,ns</w:t>
-      </w:r>
-      <w:r>
-        <w:rPr>
-          <w:color w:val="282C34"/>
-          <w:sz w:val="21"/>
-        </w:rPr>
-        <w:t>.</w:t>
+        <w:t>Flash t_CO (Clock to output valid): 7.0 ns.</w:t>
       </w:r>
     </w:p>
     <w:p>
@@ -4710,37 +4477,7 @@
           <w:color w:val="282C34"/>
           <w:sz w:val="21"/>
         </w:rPr>
-        <w:t xml:space="preserve">STM32H7 SPI Controller Setup Time </w:t>
-      </w:r>
-      <w:r>
-        <w:rPr>
-          <w:i/>
-          <w:color w:val="145AA0"/>
-          <w:sz w:val="21"/>
-        </w:rPr>
-        <w:t>t_{SU</w:t>
-      </w:r>
-      <w:r>
-        <w:rPr>
-          <w:color w:val="282C34"/>
-          <w:sz w:val="21"/>
-        </w:rPr>
-        <w:t xml:space="preserve">: </w:t>
-      </w:r>
-      <w:r>
-        <w:rPr>
-          <w:i/>
-          <w:color w:val="145AA0"/>
-          <w:sz w:val="21"/>
-        </w:rPr>
-        <w:t>3.0\,ns</w:t>
-      </w:r>
-      <w:r>
-        <w:rPr>
-          <w:color w:val="282C34"/>
-          <w:sz w:val="21"/>
-        </w:rPr>
-        <w:t>.</w:t>
+        <w:t>STM32H7 SPI Controller Setup Time t_SU: 3.0 ns.</w:t>
       </w:r>
     </w:p>
     <w:p>
@@ -4754,37 +4491,7 @@
           <w:color w:val="282C34"/>
           <w:sz w:val="21"/>
         </w:rPr>
-        <w:t xml:space="preserve">Safety Margin </w:t>
-      </w:r>
-      <w:r>
-        <w:rPr>
-          <w:i/>
-          <w:color w:val="145AA0"/>
-          <w:sz w:val="21"/>
-        </w:rPr>
-        <w:t>t_{margin</w:t>
-      </w:r>
-      <w:r>
-        <w:rPr>
-          <w:color w:val="282C34"/>
-          <w:sz w:val="21"/>
-        </w:rPr>
-        <w:t xml:space="preserve">: </w:t>
-      </w:r>
-      <w:r>
-        <w:rPr>
-          <w:i/>
-          <w:color w:val="145AA0"/>
-          <w:sz w:val="21"/>
-        </w:rPr>
-        <w:t>2.0\,ns</w:t>
-      </w:r>
-      <w:r>
-        <w:rPr>
-          <w:color w:val="282C34"/>
-          <w:sz w:val="21"/>
-        </w:rPr>
-        <w:t>.</w:t>
+        <w:t>Safety Margin t_margin: 2.0 ns.</w:t>
       </w:r>
     </w:p>
     <w:p>
@@ -4809,58 +4516,94 @@
         <w:t>:</w:t>
       </w:r>
     </w:p>
-    <w:p>
-      <w:pPr>
-        <w:spacing w:after="80"/>
-      </w:pPr>
-      <w:r>
-        <w:rPr>
-          <w:i/>
-          <w:color w:val="145AA0"/>
-          <w:sz w:val="21"/>
-        </w:rPr>
-      </w:r>
-      <w:r>
-        <w:rPr>
-          <w:color w:val="282C34"/>
-          <w:sz w:val="21"/>
-        </w:rPr>
-        <w:t>T_{SCLK, min} = (2 \times 0.33\,\text{ns}) + 7.0\,\text{ns} + 3.0\,\text{ns} + 2.0\,\text{ns} = 12.66\,\text{ns}</w:t>
-      </w:r>
-      <w:r>
-        <w:rPr>
-          <w:i/>
-          <w:color w:val="145AA0"/>
-          <w:sz w:val="21"/>
-        </w:rPr>
-      </w:r>
-    </w:p>
-    <w:p>
-      <w:pPr>
-        <w:spacing w:after="80"/>
-      </w:pPr>
-      <w:r>
-        <w:rPr>
-          <w:i/>
-          <w:color w:val="145AA0"/>
-          <w:sz w:val="21"/>
-        </w:rPr>
-      </w:r>
-      <w:r>
-        <w:rPr>
-          <w:color w:val="282C34"/>
-          <w:sz w:val="21"/>
-        </w:rPr>
-        <w:t>f_{SCLK, max} = \frac{1}{12.66 \times 10^{-9}\,\text{s}} \approx \mathbf{78.9\,\text{MHz}}</w:t>
-      </w:r>
-      <w:r>
-        <w:rPr>
-          <w:i/>
-          <w:color w:val="145AA0"/>
-          <w:sz w:val="21"/>
-        </w:rPr>
-      </w:r>
-    </w:p>
+    <w:tbl>
+      <w:tblPr>
+        <w:tblW w:type="auto" w:w="0"/>
+        <w:jc w:val="center"/>
+        <w:tblLook w:firstColumn="1" w:firstRow="1" w:lastColumn="0" w:lastRow="0" w:noHBand="0" w:noVBand="1" w:val="04A0"/>
+      </w:tblPr>
+      <w:tblGrid>
+        <w:gridCol w:w="9792"/>
+      </w:tblGrid>
+      <w:tr>
+        <w:tc>
+          <w:tcPr>
+            <w:tcW w:type="dxa" w:w="9792"/>
+            <w:shd w:fill="F5F6F8"/>
+            <w:tcMar>
+              <w:top w:w="80" w:type="dxa"/>
+              <w:bottom w:w="80" w:type="dxa"/>
+              <w:left w:w="140" w:type="dxa"/>
+              <w:right w:w="140" w:type="dxa"/>
+            </w:tcMar>
+            <w:tcBorders>
+              <w:left w:val="single" w:sz="18" w:space="0" w:color="CBD5E0"/>
+              <w:top w:val="none"/>
+              <w:right w:val="none"/>
+              <w:bottom w:val="none"/>
+            </w:tcBorders>
+          </w:tcPr>
+          <w:p>
+            <w:pPr>
+              <w:spacing w:line="240" w:lineRule="auto" w:after="0"/>
+            </w:pPr>
+            <w:r>
+              <w:rPr>
+                <w:rFonts w:ascii="Consolas" w:hAnsi="Consolas"/>
+                <w:color w:val="2D3748"/>
+                <w:sz w:val="18"/>
+              </w:rPr>
+              <w:t>T_SCLK, min = (2 * 0.33 ns) + 7.0 ns + 3.0 ns + 2.0 ns = 12.66 ns</w:t>
+            </w:r>
+          </w:p>
+        </w:tc>
+      </w:tr>
+    </w:tbl>
+    <w:p/>
+    <w:tbl>
+      <w:tblPr>
+        <w:tblW w:type="auto" w:w="0"/>
+        <w:jc w:val="center"/>
+        <w:tblLook w:firstColumn="1" w:firstRow="1" w:lastColumn="0" w:lastRow="0" w:noHBand="0" w:noVBand="1" w:val="04A0"/>
+      </w:tblPr>
+      <w:tblGrid>
+        <w:gridCol w:w="9792"/>
+      </w:tblGrid>
+      <w:tr>
+        <w:tc>
+          <w:tcPr>
+            <w:tcW w:type="dxa" w:w="9792"/>
+            <w:shd w:fill="F5F6F8"/>
+            <w:tcMar>
+              <w:top w:w="80" w:type="dxa"/>
+              <w:bottom w:w="80" w:type="dxa"/>
+              <w:left w:w="140" w:type="dxa"/>
+              <w:right w:w="140" w:type="dxa"/>
+            </w:tcMar>
+            <w:tcBorders>
+              <w:left w:val="single" w:sz="18" w:space="0" w:color="CBD5E0"/>
+              <w:top w:val="none"/>
+              <w:right w:val="none"/>
+              <w:bottom w:val="none"/>
+            </w:tcBorders>
+          </w:tcPr>
+          <w:p>
+            <w:pPr>
+              <w:spacing w:line="240" w:lineRule="auto" w:after="0"/>
+            </w:pPr>
+            <w:r>
+              <w:rPr>
+                <w:rFonts w:ascii="Consolas" w:hAnsi="Consolas"/>
+                <w:color w:val="2D3748"/>
+                <w:sz w:val="18"/>
+              </w:rPr>
+              <w:t>f_SCLK, max = 1 / (12.66 * 10^-9 s) ≈ 78.9 MHz</w:t>
+            </w:r>
+          </w:p>
+        </w:tc>
+      </w:tr>
+    </w:tbl>
+    <w:p/>
     <w:p>
       <w:pPr>
         <w:pStyle w:val="ListBullet"/>
@@ -4895,22 +4638,7 @@
           <w:color w:val="282C34"/>
           <w:sz w:val="21"/>
         </w:rPr>
-        <w:t xml:space="preserve"> (</w:t>
-      </w:r>
-      <w:r>
-        <w:rPr>
-          <w:i/>
-          <w:color w:val="145AA0"/>
-          <w:sz w:val="21"/>
-        </w:rPr>
-        <w:t>T_{SCLK = 20\,ns &gt; 12.66\,ns</w:t>
-      </w:r>
-      <w:r>
-        <w:rPr>
-          <w:color w:val="282C34"/>
-          <w:sz w:val="21"/>
-        </w:rPr>
-        <w:t>). The interface runs reliably at 50 MHz.</w:t>
+        <w:t xml:space="preserve"> (T_SCLK = 20 ns &gt; 12.66 ns). The interface runs reliably at 50 MHz.</w:t>
       </w:r>
     </w:p>
     <w:p>
@@ -5004,37 +4732,7 @@
           <w:color w:val="282C34"/>
           <w:sz w:val="21"/>
         </w:rPr>
-        <w:t>30 cm Ribbon Cable Delay (</w:t>
-      </w:r>
-      <w:r>
-        <w:rPr>
-          <w:i/>
-          <w:color w:val="145AA0"/>
-          <w:sz w:val="21"/>
-        </w:rPr>
-        <w:t>\approx 5.0\,ns/m</w:t>
-      </w:r>
-      <w:r>
-        <w:rPr>
-          <w:color w:val="282C34"/>
-          <w:sz w:val="21"/>
-        </w:rPr>
-        <w:t xml:space="preserve">): </w:t>
-      </w:r>
-      <w:r>
-        <w:rPr>
-          <w:i/>
-          <w:color w:val="145AA0"/>
-          <w:sz w:val="21"/>
-        </w:rPr>
-        <w:t>t_{cable = 0.3\,m × 5.0\,ns = 1.5\,ns</w:t>
-      </w:r>
-      <w:r>
-        <w:rPr>
-          <w:color w:val="282C34"/>
-          <w:sz w:val="21"/>
-        </w:rPr>
-        <w:t>.</w:t>
+        <w:t>30 cm Ribbon Cable Delay (≈ 5.0 ns/m): t_cable = 0.3 m * 5.0 ns = 1.5 ns.</w:t>
       </w:r>
     </w:p>
     <w:p>
@@ -5048,22 +4746,7 @@
           <w:color w:val="282C34"/>
           <w:sz w:val="21"/>
         </w:rPr>
-        <w:t xml:space="preserve">Digital Isolator Propagation Delay: </w:t>
-      </w:r>
-      <w:r>
-        <w:rPr>
-          <w:i/>
-          <w:color w:val="145AA0"/>
-          <w:sz w:val="21"/>
-        </w:rPr>
-        <w:t>t_{isolator = 25.0\,ns</w:t>
-      </w:r>
-      <w:r>
-        <w:rPr>
-          <w:color w:val="282C34"/>
-          <w:sz w:val="21"/>
-        </w:rPr>
-        <w:t xml:space="preserve"> per direction!</w:t>
+        <w:t>Digital Isolator Propagation Delay: t_isolator = 25.0 ns per direction!</w:t>
       </w:r>
     </w:p>
     <w:p>
@@ -5077,22 +4760,7 @@
           <w:color w:val="282C34"/>
           <w:sz w:val="21"/>
         </w:rPr>
-        <w:t xml:space="preserve">Total One-Way Path Delay: </w:t>
-      </w:r>
-      <w:r>
-        <w:rPr>
-          <w:i/>
-          <w:color w:val="145AA0"/>
-          <w:sz w:val="21"/>
-        </w:rPr>
-        <w:t>t_{prop\_path = 1.5\,ns + 25.0\,ns = 26.5\,ns</w:t>
-      </w:r>
-      <w:r>
-        <w:rPr>
-          <w:color w:val="282C34"/>
-          <w:sz w:val="21"/>
-        </w:rPr>
-        <w:t>.</w:t>
+        <w:t>Total One-Way Path Delay: t_prop_path = 1.5 ns + 25.0 ns = 26.5 ns.</w:t>
       </w:r>
     </w:p>
     <w:p>
@@ -5128,37 +4796,7 @@
           <w:color w:val="282C34"/>
           <w:sz w:val="21"/>
         </w:rPr>
-        <w:t xml:space="preserve">ADC </w:t>
-      </w:r>
-      <w:r>
-        <w:rPr>
-          <w:i/>
-          <w:color w:val="145AA0"/>
-          <w:sz w:val="21"/>
-        </w:rPr>
-        <w:t>t_{CO</w:t>
-      </w:r>
-      <w:r>
-        <w:rPr>
-          <w:color w:val="282C34"/>
-          <w:sz w:val="21"/>
-        </w:rPr>
-        <w:t xml:space="preserve">: </w:t>
-      </w:r>
-      <w:r>
-        <w:rPr>
-          <w:i/>
-          <w:color w:val="145AA0"/>
-          <w:sz w:val="21"/>
-        </w:rPr>
-        <w:t>18.0\,ns</w:t>
-      </w:r>
-      <w:r>
-        <w:rPr>
-          <w:color w:val="282C34"/>
-          <w:sz w:val="21"/>
-        </w:rPr>
-        <w:t>.</w:t>
+        <w:t>ADC t_CO: 18.0 ns.</w:t>
       </w:r>
     </w:p>
     <w:p>
@@ -5172,37 +4810,7 @@
           <w:color w:val="282C34"/>
           <w:sz w:val="21"/>
         </w:rPr>
-        <w:t xml:space="preserve">Controller </w:t>
-      </w:r>
-      <w:r>
-        <w:rPr>
-          <w:i/>
-          <w:color w:val="145AA0"/>
-          <w:sz w:val="21"/>
-        </w:rPr>
-        <w:t>t_{SU</w:t>
-      </w:r>
-      <w:r>
-        <w:rPr>
-          <w:color w:val="282C34"/>
-          <w:sz w:val="21"/>
-        </w:rPr>
-        <w:t xml:space="preserve">: </w:t>
-      </w:r>
-      <w:r>
-        <w:rPr>
-          <w:i/>
-          <w:color w:val="145AA0"/>
-          <w:sz w:val="21"/>
-        </w:rPr>
-        <w:t>5.0\,ns</w:t>
-      </w:r>
-      <w:r>
-        <w:rPr>
-          <w:color w:val="282C34"/>
-          <w:sz w:val="21"/>
-        </w:rPr>
-        <w:t>.</w:t>
+        <w:t>Controller t_SU: 5.0 ns.</w:t>
       </w:r>
     </w:p>
     <w:p>
@@ -5216,22 +4824,7 @@
           <w:color w:val="282C34"/>
           <w:sz w:val="21"/>
         </w:rPr>
-        <w:t xml:space="preserve">Safety Margin: </w:t>
-      </w:r>
-      <w:r>
-        <w:rPr>
-          <w:i/>
-          <w:color w:val="145AA0"/>
-          <w:sz w:val="21"/>
-        </w:rPr>
-        <w:t>3.0\,ns</w:t>
-      </w:r>
-      <w:r>
-        <w:rPr>
-          <w:color w:val="282C34"/>
-          <w:sz w:val="21"/>
-        </w:rPr>
-        <w:t>.</w:t>
+        <w:t>Safety Margin: 3.0 ns.</w:t>
       </w:r>
     </w:p>
     <w:p>
@@ -5256,58 +4849,94 @@
         <w:t>:</w:t>
       </w:r>
     </w:p>
-    <w:p>
-      <w:pPr>
-        <w:spacing w:after="80"/>
-      </w:pPr>
-      <w:r>
-        <w:rPr>
-          <w:i/>
-          <w:color w:val="145AA0"/>
-          <w:sz w:val="21"/>
-        </w:rPr>
-      </w:r>
-      <w:r>
-        <w:rPr>
-          <w:color w:val="282C34"/>
-          <w:sz w:val="21"/>
-        </w:rPr>
-        <w:t>T_{SCLK, min} = (2 \times 26.5\,\text{ns}) + 18.0\,\text{ns} + 5.0\,\text{ns} + 3.0\,\text{ns} = 53.0\,\text{ns} + 26.0\,\text{ns} = \mathbf{79.0\,\text{ns}}</w:t>
-      </w:r>
-      <w:r>
-        <w:rPr>
-          <w:i/>
-          <w:color w:val="145AA0"/>
-          <w:sz w:val="21"/>
-        </w:rPr>
-      </w:r>
-    </w:p>
-    <w:p>
-      <w:pPr>
-        <w:spacing w:after="80"/>
-      </w:pPr>
-      <w:r>
-        <w:rPr>
-          <w:i/>
-          <w:color w:val="145AA0"/>
-          <w:sz w:val="21"/>
-        </w:rPr>
-      </w:r>
-      <w:r>
-        <w:rPr>
-          <w:color w:val="282C34"/>
-          <w:sz w:val="21"/>
-        </w:rPr>
-        <w:t>f_{SCLK, max} = \frac{1}{79.0 \times 10^{-9}\,\text{s}} \approx \mathbf{12.6\,\text{MHz}}</w:t>
-      </w:r>
-      <w:r>
-        <w:rPr>
-          <w:i/>
-          <w:color w:val="145AA0"/>
-          <w:sz w:val="21"/>
-        </w:rPr>
-      </w:r>
-    </w:p>
+    <w:tbl>
+      <w:tblPr>
+        <w:tblW w:type="auto" w:w="0"/>
+        <w:jc w:val="center"/>
+        <w:tblLook w:firstColumn="1" w:firstRow="1" w:lastColumn="0" w:lastRow="0" w:noHBand="0" w:noVBand="1" w:val="04A0"/>
+      </w:tblPr>
+      <w:tblGrid>
+        <w:gridCol w:w="9792"/>
+      </w:tblGrid>
+      <w:tr>
+        <w:tc>
+          <w:tcPr>
+            <w:tcW w:type="dxa" w:w="9792"/>
+            <w:shd w:fill="F5F6F8"/>
+            <w:tcMar>
+              <w:top w:w="80" w:type="dxa"/>
+              <w:bottom w:w="80" w:type="dxa"/>
+              <w:left w:w="140" w:type="dxa"/>
+              <w:right w:w="140" w:type="dxa"/>
+            </w:tcMar>
+            <w:tcBorders>
+              <w:left w:val="single" w:sz="18" w:space="0" w:color="CBD5E0"/>
+              <w:top w:val="none"/>
+              <w:right w:val="none"/>
+              <w:bottom w:val="none"/>
+            </w:tcBorders>
+          </w:tcPr>
+          <w:p>
+            <w:pPr>
+              <w:spacing w:line="240" w:lineRule="auto" w:after="0"/>
+            </w:pPr>
+            <w:r>
+              <w:rPr>
+                <w:rFonts w:ascii="Consolas" w:hAnsi="Consolas"/>
+                <w:color w:val="2D3748"/>
+                <w:sz w:val="18"/>
+              </w:rPr>
+              <w:t>T_SCLK, min = (2 * 26.5 ns) + 18.0 ns + 5.0 ns + 3.0 ns = 53.0 ns + 26.0 ns = 79.0 ns</w:t>
+            </w:r>
+          </w:p>
+        </w:tc>
+      </w:tr>
+    </w:tbl>
+    <w:p/>
+    <w:tbl>
+      <w:tblPr>
+        <w:tblW w:type="auto" w:w="0"/>
+        <w:jc w:val="center"/>
+        <w:tblLook w:firstColumn="1" w:firstRow="1" w:lastColumn="0" w:lastRow="0" w:noHBand="0" w:noVBand="1" w:val="04A0"/>
+      </w:tblPr>
+      <w:tblGrid>
+        <w:gridCol w:w="9792"/>
+      </w:tblGrid>
+      <w:tr>
+        <w:tc>
+          <w:tcPr>
+            <w:tcW w:type="dxa" w:w="9792"/>
+            <w:shd w:fill="F5F6F8"/>
+            <w:tcMar>
+              <w:top w:w="80" w:type="dxa"/>
+              <w:bottom w:w="80" w:type="dxa"/>
+              <w:left w:w="140" w:type="dxa"/>
+              <w:right w:w="140" w:type="dxa"/>
+            </w:tcMar>
+            <w:tcBorders>
+              <w:left w:val="single" w:sz="18" w:space="0" w:color="CBD5E0"/>
+              <w:top w:val="none"/>
+              <w:right w:val="none"/>
+              <w:bottom w:val="none"/>
+            </w:tcBorders>
+          </w:tcPr>
+          <w:p>
+            <w:pPr>
+              <w:spacing w:line="240" w:lineRule="auto" w:after="0"/>
+            </w:pPr>
+            <w:r>
+              <w:rPr>
+                <w:rFonts w:ascii="Consolas" w:hAnsi="Consolas"/>
+                <w:color w:val="2D3748"/>
+                <w:sz w:val="18"/>
+              </w:rPr>
+              <w:t>f_SCLK, max = 1 / (79.0 * 10^-9 s) ≈ 12.6 MHz</w:t>
+            </w:r>
+          </w:p>
+        </w:tc>
+      </w:tr>
+    </w:tbl>
+    <w:p/>
     <w:p>
       <w:pPr>
         <w:pStyle w:val="ListBullet"/>
@@ -5341,37 +4970,7 @@
           <w:color w:val="282C34"/>
           <w:sz w:val="21"/>
         </w:rPr>
-        <w:t xml:space="preserve">Attempting to run this sensor at standard </w:t>
-      </w:r>
-      <w:r>
-        <w:rPr>
-          <w:i/>
-          <w:color w:val="145AA0"/>
-          <w:sz w:val="21"/>
-        </w:rPr>
-        <w:t>20\,MHz</w:t>
-      </w:r>
-      <w:r>
-        <w:rPr>
-          <w:color w:val="282C34"/>
-          <w:sz w:val="21"/>
-        </w:rPr>
-        <w:t xml:space="preserve"> (</w:t>
-      </w:r>
-      <w:r>
-        <w:rPr>
-          <w:i/>
-          <w:color w:val="145AA0"/>
-          <w:sz w:val="21"/>
-        </w:rPr>
-        <w:t>T_{SCLK = 50\,ns</w:t>
-      </w:r>
-      <w:r>
-        <w:rPr>
-          <w:color w:val="282C34"/>
-          <w:sz w:val="21"/>
-        </w:rPr>
-        <w:t xml:space="preserve">) </w:t>
+        <w:t xml:space="preserve">Attempting to run this sensor at standard 20 MHz (T_SCLK = 50 ns) </w:t>
       </w:r>
       <w:r>
         <w:rPr>
@@ -5463,7 +5062,7 @@
           <w:color w:val="282C34"/>
           <w:sz w:val="21"/>
         </w:rPr>
-        <w:t>$\overline{\text{CS}}$ Assertion and Deselect Overhead</w:t>
+        <w:t>NOT(CS) Assertion and Deselect Overhead</w:t>
       </w:r>
       <w:r>
         <w:rPr>
@@ -5608,24 +5207,7 @@
                 <w:color w:val="FFFFFF"/>
                 <w:sz w:val="19"/>
               </w:rPr>
-              <w:t>Clock Rate (</w:t>
-            </w:r>
-            <w:r>
-              <w:rPr>
-                <w:b/>
-                <w:i/>
-                <w:color w:val="145AA0"/>
-                <w:sz w:val="19"/>
-              </w:rPr>
-              <w:t>f_{SCLK</w:t>
-            </w:r>
-            <w:r>
-              <w:rPr>
-                <w:b/>
-                <w:color w:val="FFFFFF"/>
-                <w:sz w:val="19"/>
-              </w:rPr>
-              <w:t>)</w:t>
+              <w:t>Clock Rate (f_SCLK)</w:t>
             </w:r>
           </w:p>
         </w:tc>
@@ -5801,33 +5383,10 @@
             </w:pPr>
             <w:r>
               <w:rPr>
-                <w:i/>
-                <w:color w:val="145AA0"/>
-                <w:sz w:val="18"/>
-              </w:rPr>
-              <w:t>120\,KB/s</w:t>
-            </w:r>
-            <w:r>
-              <w:rPr>
                 <w:color w:val="282C34"/>
                 <w:sz w:val="18"/>
               </w:rPr>
-              <w:t xml:space="preserve"> (</w:t>
-            </w:r>
-            <w:r>
-              <w:rPr>
-                <w:i/>
-                <w:color w:val="145AA0"/>
-                <w:sz w:val="18"/>
-              </w:rPr>
-              <w:t>0.96\,Mbps</w:t>
-            </w:r>
-            <w:r>
-              <w:rPr>
-                <w:color w:val="282C34"/>
-                <w:sz w:val="18"/>
-              </w:rPr>
-              <w:t>)</w:t>
+              <w:t>120 KB/s (0.96 Mbps)</w:t>
             </w:r>
           </w:p>
         </w:tc>
@@ -5848,11 +5407,10 @@
             </w:pPr>
             <w:r>
               <w:rPr>
-                <w:i/>
-                <w:color w:val="145AA0"/>
+                <w:color w:val="282C34"/>
                 <w:sz w:val="18"/>
               </w:rPr>
-              <w:t>235\,KB/s</w:t>
+              <w:t>235 KB/s</w:t>
             </w:r>
           </w:p>
         </w:tc>
@@ -5873,11 +5431,10 @@
             </w:pPr>
             <w:r>
               <w:rPr>
-                <w:i/>
-                <w:color w:val="145AA0"/>
+                <w:color w:val="282C34"/>
                 <w:sz w:val="18"/>
               </w:rPr>
-              <w:t>450\,KB/s</w:t>
+              <w:t>450 KB/s</w:t>
             </w:r>
           </w:p>
         </w:tc>
@@ -5952,33 +5509,10 @@
             </w:pPr>
             <w:r>
               <w:rPr>
-                <w:i/>
-                <w:color w:val="145AA0"/>
-                <w:sz w:val="18"/>
-              </w:rPr>
-              <w:t>1.20\,MB/s</w:t>
-            </w:r>
-            <w:r>
-              <w:rPr>
                 <w:color w:val="282C34"/>
                 <w:sz w:val="18"/>
               </w:rPr>
-              <w:t xml:space="preserve"> (</w:t>
-            </w:r>
-            <w:r>
-              <w:rPr>
-                <w:i/>
-                <w:color w:val="145AA0"/>
-                <w:sz w:val="18"/>
-              </w:rPr>
-              <w:t>9.6\,Mbps</w:t>
-            </w:r>
-            <w:r>
-              <w:rPr>
-                <w:color w:val="282C34"/>
-                <w:sz w:val="18"/>
-              </w:rPr>
-              <w:t>)</w:t>
+              <w:t>1.20 MB/s (9.6 Mbps)</w:t>
             </w:r>
           </w:p>
         </w:tc>
@@ -6000,11 +5534,10 @@
             </w:pPr>
             <w:r>
               <w:rPr>
-                <w:i/>
-                <w:color w:val="145AA0"/>
+                <w:color w:val="282C34"/>
                 <w:sz w:val="18"/>
               </w:rPr>
-              <w:t>2.35\,MB/s</w:t>
+              <w:t>2.35 MB/s</w:t>
             </w:r>
           </w:p>
         </w:tc>
@@ -6026,11 +5559,10 @@
             </w:pPr>
             <w:r>
               <w:rPr>
-                <w:i/>
-                <w:color w:val="145AA0"/>
+                <w:color w:val="282C34"/>
                 <w:sz w:val="18"/>
               </w:rPr>
-              <w:t>4.55\,MB/s</w:t>
+              <w:t>4.55 MB/s</w:t>
             </w:r>
           </w:p>
         </w:tc>
@@ -6102,33 +5634,10 @@
             </w:pPr>
             <w:r>
               <w:rPr>
-                <w:i/>
-                <w:color w:val="145AA0"/>
-                <w:sz w:val="18"/>
-              </w:rPr>
-              <w:t>3.05\,MB/s</w:t>
-            </w:r>
-            <w:r>
-              <w:rPr>
                 <w:color w:val="282C34"/>
                 <w:sz w:val="18"/>
               </w:rPr>
-              <w:t xml:space="preserve"> (</w:t>
-            </w:r>
-            <w:r>
-              <w:rPr>
-                <w:i/>
-                <w:color w:val="145AA0"/>
-                <w:sz w:val="18"/>
-              </w:rPr>
-              <w:t>24.4\,Mbps</w:t>
-            </w:r>
-            <w:r>
-              <w:rPr>
-                <w:color w:val="282C34"/>
-                <w:sz w:val="18"/>
-              </w:rPr>
-              <w:t>)</w:t>
+              <w:t>3.05 MB/s (24.4 Mbps)</w:t>
             </w:r>
           </w:p>
         </w:tc>
@@ -6149,11 +5658,10 @@
             </w:pPr>
             <w:r>
               <w:rPr>
-                <w:i/>
-                <w:color w:val="145AA0"/>
+                <w:color w:val="282C34"/>
                 <w:sz w:val="18"/>
               </w:rPr>
-              <w:t>5.95\,MB/s</w:t>
+              <w:t>5.95 MB/s</w:t>
             </w:r>
           </w:p>
         </w:tc>
@@ -6174,11 +5682,10 @@
             </w:pPr>
             <w:r>
               <w:rPr>
-                <w:i/>
-                <w:color w:val="145AA0"/>
+                <w:color w:val="282C34"/>
                 <w:sz w:val="18"/>
               </w:rPr>
-              <w:t>11.6\,MB/s</w:t>
+              <w:t>11.6 MB/s</w:t>
             </w:r>
           </w:p>
         </w:tc>
@@ -6253,33 +5760,10 @@
             </w:pPr>
             <w:r>
               <w:rPr>
-                <w:i/>
-                <w:color w:val="145AA0"/>
-                <w:sz w:val="18"/>
-              </w:rPr>
-              <w:t>6.10\,MB/s</w:t>
-            </w:r>
-            <w:r>
-              <w:rPr>
                 <w:color w:val="282C34"/>
                 <w:sz w:val="18"/>
               </w:rPr>
-              <w:t xml:space="preserve"> (</w:t>
-            </w:r>
-            <w:r>
-              <w:rPr>
-                <w:i/>
-                <w:color w:val="145AA0"/>
-                <w:sz w:val="18"/>
-              </w:rPr>
-              <w:t>48.8\,Mbps</w:t>
-            </w:r>
-            <w:r>
-              <w:rPr>
-                <w:color w:val="282C34"/>
-                <w:sz w:val="18"/>
-              </w:rPr>
-              <w:t>)</w:t>
+              <w:t>6.10 MB/s (48.8 Mbps)</w:t>
             </w:r>
           </w:p>
         </w:tc>
@@ -6301,11 +5785,10 @@
             </w:pPr>
             <w:r>
               <w:rPr>
-                <w:i/>
-                <w:color w:val="145AA0"/>
+                <w:color w:val="282C34"/>
                 <w:sz w:val="18"/>
               </w:rPr>
-              <w:t>11.9\,MB/s</w:t>
+              <w:t>11.9 MB/s</w:t>
             </w:r>
           </w:p>
         </w:tc>
@@ -6327,11 +5810,10 @@
             </w:pPr>
             <w:r>
               <w:rPr>
-                <w:i/>
-                <w:color w:val="145AA0"/>
+                <w:color w:val="282C34"/>
                 <w:sz w:val="18"/>
               </w:rPr>
-              <w:t>23.3\,MB/s</w:t>
+              <w:t>23.3 MB/s</w:t>
             </w:r>
           </w:p>
         </w:tc>
@@ -6403,33 +5885,10 @@
             </w:pPr>
             <w:r>
               <w:rPr>
-                <w:i/>
-                <w:color w:val="145AA0"/>
-                <w:sz w:val="18"/>
-              </w:rPr>
-              <w:t>9.75\,MB/s</w:t>
-            </w:r>
-            <w:r>
-              <w:rPr>
                 <w:color w:val="282C34"/>
                 <w:sz w:val="18"/>
               </w:rPr>
-              <w:t xml:space="preserve"> (</w:t>
-            </w:r>
-            <w:r>
-              <w:rPr>
-                <w:i/>
-                <w:color w:val="145AA0"/>
-                <w:sz w:val="18"/>
-              </w:rPr>
-              <w:t>78.0\,Mbps</w:t>
-            </w:r>
-            <w:r>
-              <w:rPr>
-                <w:color w:val="282C34"/>
-                <w:sz w:val="18"/>
-              </w:rPr>
-              <w:t>)</w:t>
+              <w:t>9.75 MB/s (78.0 Mbps)</w:t>
             </w:r>
           </w:p>
         </w:tc>
@@ -6450,11 +5909,10 @@
             </w:pPr>
             <w:r>
               <w:rPr>
-                <w:i/>
-                <w:color w:val="145AA0"/>
+                <w:color w:val="282C34"/>
                 <w:sz w:val="18"/>
               </w:rPr>
-              <w:t>19.1\,MB/s</w:t>
+              <w:t>19.1 MB/s</w:t>
             </w:r>
           </w:p>
         </w:tc>
@@ -6475,11 +5933,10 @@
             </w:pPr>
             <w:r>
               <w:rPr>
-                <w:i/>
-                <w:color w:val="145AA0"/>
+                <w:color w:val="282C34"/>
                 <w:sz w:val="18"/>
               </w:rPr>
-              <w:t>37.5\,MB/s</w:t>
+              <w:t>37.5 MB/s</w:t>
             </w:r>
           </w:p>
         </w:tc>
@@ -6586,11 +6043,10 @@
             </w:pPr>
             <w:r>
               <w:rPr>
-                <w:i/>
-                <w:color w:val="145AA0"/>
+                <w:color w:val="282C34"/>
                 <w:sz w:val="18"/>
               </w:rPr>
-              <w:t>24.8\,MB/s</w:t>
+              <w:t>24.8 MB/s</w:t>
             </w:r>
           </w:p>
         </w:tc>
@@ -6612,11 +6068,10 @@
             </w:pPr>
             <w:r>
               <w:rPr>
-                <w:i/>
-                <w:color w:val="145AA0"/>
+                <w:color w:val="282C34"/>
                 <w:sz w:val="18"/>
               </w:rPr>
-              <w:t>48.9\,MB/s</w:t>
+              <w:t>48.9 MB/s</w:t>
             </w:r>
           </w:p>
         </w:tc>
@@ -6653,22 +6108,7 @@
           <w:color w:val="282C34"/>
           <w:sz w:val="21"/>
         </w:rPr>
-        <w:t xml:space="preserve">At edge transition speeds under </w:t>
-      </w:r>
-      <w:r>
-        <w:rPr>
-          <w:i/>
-          <w:color w:val="145AA0"/>
-          <w:sz w:val="21"/>
-        </w:rPr>
-        <w:t>2\,ns</w:t>
-      </w:r>
-      <w:r>
-        <w:rPr>
-          <w:color w:val="282C34"/>
-          <w:sz w:val="21"/>
-        </w:rPr>
-        <w:t>, PCB traces behave as transmission lines regardless of the fundamental clock frequency.</w:t>
+        <w:t>At edge transition speeds under 2 ns, PCB traces behave as transmission lines regardless of the fundamental clock frequency.</w:t>
       </w:r>
     </w:p>
     <w:p>
@@ -6696,32 +6136,50 @@
         <w:t>A PCB trace must be treated as a transmission line when the trace length exceeds:</w:t>
       </w:r>
     </w:p>
-    <w:p>
-      <w:pPr>
-        <w:spacing w:after="80"/>
-      </w:pPr>
-      <w:r>
-        <w:rPr>
-          <w:i/>
-          <w:color w:val="145AA0"/>
-          <w:sz w:val="21"/>
-        </w:rPr>
-      </w:r>
-      <w:r>
-        <w:rPr>
-          <w:color w:val="282C34"/>
-          <w:sz w:val="21"/>
-        </w:rPr>
-        <w:t>l_{crit} = \frac{t_{rise}}{2 \times t_{prop\_per\_cm}}</w:t>
-      </w:r>
-      <w:r>
-        <w:rPr>
-          <w:i/>
-          <w:color w:val="145AA0"/>
-          <w:sz w:val="21"/>
-        </w:rPr>
-      </w:r>
-    </w:p>
+    <w:tbl>
+      <w:tblPr>
+        <w:tblW w:type="auto" w:w="0"/>
+        <w:jc w:val="center"/>
+        <w:tblLook w:firstColumn="1" w:firstRow="1" w:lastColumn="0" w:lastRow="0" w:noHBand="0" w:noVBand="1" w:val="04A0"/>
+      </w:tblPr>
+      <w:tblGrid>
+        <w:gridCol w:w="9792"/>
+      </w:tblGrid>
+      <w:tr>
+        <w:tc>
+          <w:tcPr>
+            <w:tcW w:type="dxa" w:w="9792"/>
+            <w:shd w:fill="F5F6F8"/>
+            <w:tcMar>
+              <w:top w:w="80" w:type="dxa"/>
+              <w:bottom w:w="80" w:type="dxa"/>
+              <w:left w:w="140" w:type="dxa"/>
+              <w:right w:w="140" w:type="dxa"/>
+            </w:tcMar>
+            <w:tcBorders>
+              <w:left w:val="single" w:sz="18" w:space="0" w:color="CBD5E0"/>
+              <w:top w:val="none"/>
+              <w:right w:val="none"/>
+              <w:bottom w:val="none"/>
+            </w:tcBorders>
+          </w:tcPr>
+          <w:p>
+            <w:pPr>
+              <w:spacing w:line="240" w:lineRule="auto" w:after="0"/>
+            </w:pPr>
+            <w:r>
+              <w:rPr>
+                <w:rFonts w:ascii="Consolas" w:hAnsi="Consolas"/>
+                <w:color w:val="2D3748"/>
+                <w:sz w:val="18"/>
+              </w:rPr>
+              <w:t>l_crit = t_rise / (2 * t_prop_per_cm)</w:t>
+            </w:r>
+          </w:p>
+        </w:tc>
+      </w:tr>
+    </w:tbl>
+    <w:p/>
     <w:p>
       <w:pPr>
         <w:spacing w:after="80"/>
@@ -6734,32 +6192,50 @@
         <w:t>On standard FR4 PCB material:</w:t>
       </w:r>
     </w:p>
-    <w:p>
-      <w:pPr>
-        <w:spacing w:after="80"/>
-      </w:pPr>
-      <w:r>
-        <w:rPr>
-          <w:i/>
-          <w:color w:val="145AA0"/>
-          <w:sz w:val="21"/>
-        </w:rPr>
-      </w:r>
-      <w:r>
-        <w:rPr>
-          <w:color w:val="282C34"/>
-          <w:sz w:val="21"/>
-        </w:rPr>
-        <w:t>t_{prop\_per\_cm} \approx 65\,\text{ps/cm} \quad (0.065\,\text{ns/cm})</w:t>
-      </w:r>
-      <w:r>
-        <w:rPr>
-          <w:i/>
-          <w:color w:val="145AA0"/>
-          <w:sz w:val="21"/>
-        </w:rPr>
-      </w:r>
-    </w:p>
+    <w:tbl>
+      <w:tblPr>
+        <w:tblW w:type="auto" w:w="0"/>
+        <w:jc w:val="center"/>
+        <w:tblLook w:firstColumn="1" w:firstRow="1" w:lastColumn="0" w:lastRow="0" w:noHBand="0" w:noVBand="1" w:val="04A0"/>
+      </w:tblPr>
+      <w:tblGrid>
+        <w:gridCol w:w="9792"/>
+      </w:tblGrid>
+      <w:tr>
+        <w:tc>
+          <w:tcPr>
+            <w:tcW w:type="dxa" w:w="9792"/>
+            <w:shd w:fill="F5F6F8"/>
+            <w:tcMar>
+              <w:top w:w="80" w:type="dxa"/>
+              <w:bottom w:w="80" w:type="dxa"/>
+              <w:left w:w="140" w:type="dxa"/>
+              <w:right w:w="140" w:type="dxa"/>
+            </w:tcMar>
+            <w:tcBorders>
+              <w:left w:val="single" w:sz="18" w:space="0" w:color="CBD5E0"/>
+              <w:top w:val="none"/>
+              <w:right w:val="none"/>
+              <w:bottom w:val="none"/>
+            </w:tcBorders>
+          </w:tcPr>
+          <w:p>
+            <w:pPr>
+              <w:spacing w:line="240" w:lineRule="auto" w:after="0"/>
+            </w:pPr>
+            <w:r>
+              <w:rPr>
+                <w:rFonts w:ascii="Consolas" w:hAnsi="Consolas"/>
+                <w:color w:val="2D3748"/>
+                <w:sz w:val="18"/>
+              </w:rPr>
+              <w:t>t_prop_per_cm ≈ 65 ps/cm (0.065 ns/cm)</w:t>
+            </w:r>
+          </w:p>
+        </w:tc>
+      </w:tr>
+    </w:tbl>
+    <w:p/>
     <w:p>
       <w:pPr>
         <w:spacing w:after="80"/>
@@ -6769,50 +6245,53 @@
           <w:color w:val="282C34"/>
           <w:sz w:val="21"/>
         </w:rPr>
-        <w:t xml:space="preserve">If an MCU output has a rise time of </w:t>
-      </w:r>
-      <w:r>
-        <w:rPr>
-          <w:i/>
-          <w:color w:val="145AA0"/>
-          <w:sz w:val="21"/>
-        </w:rPr>
-        <w:t>t_{rise = 1.0\,ns</w:t>
-      </w:r>
-      <w:r>
-        <w:rPr>
-          <w:color w:val="282C34"/>
-          <w:sz w:val="21"/>
-        </w:rPr>
-        <w:t>:</w:t>
+        <w:t>If an MCU output has a rise time of t_rise = 1.0 ns:</w:t>
       </w:r>
     </w:p>
-    <w:p>
-      <w:pPr>
-        <w:spacing w:after="80"/>
-      </w:pPr>
-      <w:r>
-        <w:rPr>
-          <w:i/>
-          <w:color w:val="145AA0"/>
-          <w:sz w:val="21"/>
-        </w:rPr>
-      </w:r>
-      <w:r>
-        <w:rPr>
-          <w:color w:val="282C34"/>
-          <w:sz w:val="21"/>
-        </w:rPr>
-        <w:t>l_{crit} = \frac{1.0\,\text{ns}}{2 \times 0.065\,\text{ns/cm}} \approx \mathbf{7.69\,\text{cm}}\quad (\approx 3.0\,\text{inches})</w:t>
-      </w:r>
-      <w:r>
-        <w:rPr>
-          <w:i/>
-          <w:color w:val="145AA0"/>
-          <w:sz w:val="21"/>
-        </w:rPr>
-      </w:r>
-    </w:p>
+    <w:tbl>
+      <w:tblPr>
+        <w:tblW w:type="auto" w:w="0"/>
+        <w:jc w:val="center"/>
+        <w:tblLook w:firstColumn="1" w:firstRow="1" w:lastColumn="0" w:lastRow="0" w:noHBand="0" w:noVBand="1" w:val="04A0"/>
+      </w:tblPr>
+      <w:tblGrid>
+        <w:gridCol w:w="9792"/>
+      </w:tblGrid>
+      <w:tr>
+        <w:tc>
+          <w:tcPr>
+            <w:tcW w:type="dxa" w:w="9792"/>
+            <w:shd w:fill="F5F6F8"/>
+            <w:tcMar>
+              <w:top w:w="80" w:type="dxa"/>
+              <w:bottom w:w="80" w:type="dxa"/>
+              <w:left w:w="140" w:type="dxa"/>
+              <w:right w:w="140" w:type="dxa"/>
+            </w:tcMar>
+            <w:tcBorders>
+              <w:left w:val="single" w:sz="18" w:space="0" w:color="CBD5E0"/>
+              <w:top w:val="none"/>
+              <w:right w:val="none"/>
+              <w:bottom w:val="none"/>
+            </w:tcBorders>
+          </w:tcPr>
+          <w:p>
+            <w:pPr>
+              <w:spacing w:line="240" w:lineRule="auto" w:after="0"/>
+            </w:pPr>
+            <w:r>
+              <w:rPr>
+                <w:rFonts w:ascii="Consolas" w:hAnsi="Consolas"/>
+                <w:color w:val="2D3748"/>
+                <w:sz w:val="18"/>
+              </w:rPr>
+              <w:t>l_crit = 1.0 ns / (2 * 0.065 ns/cm) ≈ 7.69 cm (≈ 3.0 inches)</w:t>
+            </w:r>
+          </w:p>
+        </w:tc>
+      </w:tr>
+    </w:tbl>
+    <w:p/>
     <w:p>
       <w:pPr>
         <w:spacing w:after="80"/>
@@ -6822,22 +6301,7 @@
           <w:color w:val="282C34"/>
           <w:sz w:val="21"/>
         </w:rPr>
-        <w:t xml:space="preserve">Any trace longer than </w:t>
-      </w:r>
-      <w:r>
-        <w:rPr>
-          <w:i/>
-          <w:color w:val="145AA0"/>
-          <w:sz w:val="21"/>
-        </w:rPr>
-        <w:t>7.5\,cm</w:t>
-      </w:r>
-      <w:r>
-        <w:rPr>
-          <w:color w:val="282C34"/>
-          <w:sz w:val="21"/>
-        </w:rPr>
-        <w:t xml:space="preserve"> will experience severe reflections and edge ringing without proper termination.</w:t>
+        <w:t>Any trace longer than 7.5 cm will experience severe reflections and edge ringing without proper termination.</w:t>
       </w:r>
     </w:p>
     <w:p>
@@ -6865,32 +6329,50 @@
         <w:t>To eliminate ringing and double-clocking on SCLK, match the driver's output impedance to the characteristic trace impedance:</w:t>
       </w:r>
     </w:p>
-    <w:p>
-      <w:pPr>
-        <w:spacing w:after="80"/>
-      </w:pPr>
-      <w:r>
-        <w:rPr>
-          <w:i/>
-          <w:color w:val="145AA0"/>
-          <w:sz w:val="21"/>
-        </w:rPr>
-      </w:r>
-      <w:r>
-        <w:rPr>
-          <w:color w:val="282C34"/>
-          <w:sz w:val="21"/>
-        </w:rPr>
-        <w:t>R_{series} = Z_0 - R_{driver}</w:t>
-      </w:r>
-      <w:r>
-        <w:rPr>
-          <w:i/>
-          <w:color w:val="145AA0"/>
-          <w:sz w:val="21"/>
-        </w:rPr>
-      </w:r>
-    </w:p>
+    <w:tbl>
+      <w:tblPr>
+        <w:tblW w:type="auto" w:w="0"/>
+        <w:jc w:val="center"/>
+        <w:tblLook w:firstColumn="1" w:firstRow="1" w:lastColumn="0" w:lastRow="0" w:noHBand="0" w:noVBand="1" w:val="04A0"/>
+      </w:tblPr>
+      <w:tblGrid>
+        <w:gridCol w:w="9792"/>
+      </w:tblGrid>
+      <w:tr>
+        <w:tc>
+          <w:tcPr>
+            <w:tcW w:type="dxa" w:w="9792"/>
+            <w:shd w:fill="F5F6F8"/>
+            <w:tcMar>
+              <w:top w:w="80" w:type="dxa"/>
+              <w:bottom w:w="80" w:type="dxa"/>
+              <w:left w:w="140" w:type="dxa"/>
+              <w:right w:w="140" w:type="dxa"/>
+            </w:tcMar>
+            <w:tcBorders>
+              <w:left w:val="single" w:sz="18" w:space="0" w:color="CBD5E0"/>
+              <w:top w:val="none"/>
+              <w:right w:val="none"/>
+              <w:bottom w:val="none"/>
+            </w:tcBorders>
+          </w:tcPr>
+          <w:p>
+            <w:pPr>
+              <w:spacing w:line="240" w:lineRule="auto" w:after="0"/>
+            </w:pPr>
+            <w:r>
+              <w:rPr>
+                <w:rFonts w:ascii="Consolas" w:hAnsi="Consolas"/>
+                <w:color w:val="2D3748"/>
+                <w:sz w:val="18"/>
+              </w:rPr>
+              <w:t>R_series = Z_0 - R_driver</w:t>
+            </w:r>
+          </w:p>
+        </w:tc>
+      </w:tr>
+    </w:tbl>
+    <w:p/>
     <w:p>
       <w:pPr>
         <w:spacing w:after="80"/>
@@ -6911,33 +6393,10 @@
       </w:pPr>
       <w:r>
         <w:rPr>
-          <w:i/>
-          <w:color w:val="145AA0"/>
-          <w:sz w:val="21"/>
-        </w:rPr>
-        <w:t>Z_0</w:t>
-      </w:r>
-      <w:r>
-        <w:rPr>
           <w:color w:val="282C34"/>
           <w:sz w:val="21"/>
         </w:rPr>
-        <w:t xml:space="preserve"> = Characteristic impedance of the PCB microstrip trace (standardly </w:t>
-      </w:r>
-      <w:r>
-        <w:rPr>
-          <w:i/>
-          <w:color w:val="145AA0"/>
-          <w:sz w:val="21"/>
-        </w:rPr>
-        <w:t>50\,\Omega</w:t>
-      </w:r>
-      <w:r>
-        <w:rPr>
-          <w:color w:val="282C34"/>
-          <w:sz w:val="21"/>
-        </w:rPr>
-        <w:t>).</w:t>
+        <w:t>Z_0 = Characteristic impedance of the PCB microstrip trace (standardly 50 Ω).</w:t>
       </w:r>
     </w:p>
     <w:p>
@@ -6948,33 +6407,10 @@
       </w:pPr>
       <w:r>
         <w:rPr>
-          <w:i/>
-          <w:color w:val="145AA0"/>
-          <w:sz w:val="21"/>
-        </w:rPr>
-        <w:t>R_{driver</w:t>
-      </w:r>
-      <w:r>
-        <w:rPr>
           <w:color w:val="282C34"/>
           <w:sz w:val="21"/>
         </w:rPr>
-        <w:t xml:space="preserve"> = Internal output impedance of the Controller's CMOS push-pull pin (typically </w:t>
-      </w:r>
-      <w:r>
-        <w:rPr>
-          <w:i/>
-          <w:color w:val="145AA0"/>
-          <w:sz w:val="21"/>
-        </w:rPr>
-        <w:t>15 - 25\,\Omega</w:t>
-      </w:r>
-      <w:r>
-        <w:rPr>
-          <w:color w:val="282C34"/>
-          <w:sz w:val="21"/>
-        </w:rPr>
-        <w:t>).</w:t>
+        <w:t>R_driver = Internal output impedance of the Controller's CMOS push-pull pin (typically 15 - 25 Ω).</w:t>
       </w:r>
     </w:p>
     <w:p>
@@ -6996,22 +6432,7 @@
           <w:color w:val="282C34"/>
           <w:sz w:val="21"/>
         </w:rPr>
-        <w:t xml:space="preserve">: </w:t>
-      </w:r>
-      <w:r>
-        <w:rPr>
-          <w:i/>
-          <w:color w:val="145AA0"/>
-          <w:sz w:val="21"/>
-        </w:rPr>
-        <w:t>R_{series \approx 50\,\Omega - 20\,\Omega = \mathbf{30\,\Omega</w:t>
-      </w:r>
-      <w:r>
-        <w:rPr>
-          <w:color w:val="282C34"/>
-          <w:sz w:val="21"/>
-        </w:rPr>
-        <w:t xml:space="preserve"> (Standard values: </w:t>
+        <w:t xml:space="preserve">: R_series ≈ 50 Ω - 20 Ω = 30 Ω (Standard values: </w:t>
       </w:r>
       <w:r>
         <w:rPr>
@@ -7019,7 +6440,7 @@
           <w:color w:val="282C34"/>
           <w:sz w:val="21"/>
         </w:rPr>
-        <w:t>$27\,\Omega\text{ to }33\,\Omega$</w:t>
+        <w:t>27 Ω to 33 Ω</w:t>
       </w:r>
       <w:r>
         <w:rPr>
@@ -7102,7 +6523,7 @@
           <w:color w:val="282C34"/>
           <w:sz w:val="21"/>
         </w:rPr>
-        <w:t>at least $4\times$ (ideally $8\times - 10\times$) the SPI clock rate</w:t>
+        <w:t>at least 4* (ideally 8* - 10*) the SPI clock rate</w:t>
       </w:r>
       <w:r>
         <w:rPr>
@@ -7123,22 +6544,7 @@
           <w:color w:val="282C34"/>
           <w:sz w:val="21"/>
         </w:rPr>
-        <w:t xml:space="preserve">For a 10 MHz SPI bus, set sample rate </w:t>
-      </w:r>
-      <w:r>
-        <w:rPr>
-          <w:i/>
-          <w:color w:val="145AA0"/>
-          <w:sz w:val="21"/>
-        </w:rPr>
-        <w:t>≥ 80\,MSa/s</w:t>
-      </w:r>
-      <w:r>
-        <w:rPr>
-          <w:color w:val="282C34"/>
-          <w:sz w:val="21"/>
-        </w:rPr>
-        <w:t>.</w:t>
+        <w:t>For a 10 MHz SPI bus, set sample rate &gt;= 80 MSa/s.</w:t>
       </w:r>
     </w:p>
     <w:p>
@@ -7216,15 +6622,7 @@
           <w:color w:val="282C34"/>
           <w:sz w:val="21"/>
         </w:rPr>
-        <w:t xml:space="preserve">Channel 3: </w:t>
-      </w:r>
-      <w:r>
-        <w:rPr>
-          <w:i/>
-          <w:color w:val="145AA0"/>
-          <w:sz w:val="21"/>
-        </w:rPr>
-        <w:t>\overline{CS</w:t>
+        <w:t>Channel 3: NOT(CS)</w:t>
       </w:r>
     </w:p>
     <w:p>
@@ -7274,22 +6672,7 @@
           <w:color w:val="282C34"/>
           <w:sz w:val="21"/>
         </w:rPr>
-        <w:t>Set Trigger condition on Channel 3 (</w:t>
-      </w:r>
-      <w:r>
-        <w:rPr>
-          <w:i/>
-          <w:color w:val="145AA0"/>
-          <w:sz w:val="21"/>
-        </w:rPr>
-        <w:t>\overline{CS</w:t>
-      </w:r>
-      <w:r>
-        <w:rPr>
-          <w:color w:val="282C34"/>
-          <w:sz w:val="21"/>
-        </w:rPr>
-        <w:t xml:space="preserve">) to </w:t>
+        <w:t xml:space="preserve">Set Trigger condition on Channel 3 (NOT(CS)) to </w:t>
       </w:r>
       <w:r>
         <w:rPr>
@@ -7573,37 +6956,7 @@
           <w:color w:val="282C34"/>
           <w:sz w:val="21"/>
         </w:rPr>
-        <w:t xml:space="preserve">: Check that </w:t>
-      </w:r>
-      <w:r>
-        <w:rPr>
-          <w:i/>
-          <w:color w:val="145AA0"/>
-          <w:sz w:val="21"/>
-        </w:rPr>
-        <w:t>\overline{CS</w:t>
-      </w:r>
-      <w:r>
-        <w:rPr>
-          <w:color w:val="282C34"/>
-          <w:sz w:val="21"/>
-        </w:rPr>
-        <w:t xml:space="preserve"> is actually falling LOW during the clock burst; if </w:t>
-      </w:r>
-      <w:r>
-        <w:rPr>
-          <w:i/>
-          <w:color w:val="145AA0"/>
-          <w:sz w:val="21"/>
-        </w:rPr>
-        <w:t>\overline{CS</w:t>
-      </w:r>
-      <w:r>
-        <w:rPr>
-          <w:color w:val="282C34"/>
-          <w:sz w:val="21"/>
-        </w:rPr>
-        <w:t xml:space="preserve"> remains HIGH, the target's MISO output is tri-stated.</w:t>
+        <w:t>: Check that NOT(CS) is actually falling LOW during the clock burst; if NOT(CS) remains HIGH, the target's MISO output is tri-stated.</w:t>
       </w:r>
     </w:p>
     <w:p>
